--- a/Supplementary text.docx
+++ b/Supplementary text.docx
@@ -14,7 +14,13 @@
         <w:rPr>
           <w:lang w:val="en-US"/>
         </w:rPr>
-        <w:t>Supplementary Material</w:t>
+        <w:t xml:space="preserve">Supplementary </w:t>
+      </w:r>
+      <w:r>
+        <w:rPr>
+          <w:lang w:val="en-US"/>
+        </w:rPr>
+        <w:t>text</w:t>
       </w:r>
     </w:p>
     <w:p>
@@ -266,6 +272,7 @@
           <w:lang w:val="en-US"/>
         </w:rPr>
       </w:pPr>
+      <w:bookmarkStart w:id="0" w:name="_Hlk184935489"/>
       <w:r>
         <w:rPr>
           <w:lang w:val="en-US"/>
@@ -273,6 +280,7 @@
         <w:t xml:space="preserve">The effect of floral planting per crop </w:t>
       </w:r>
     </w:p>
+    <w:bookmarkEnd w:id="0"/>
     <w:p>
       <w:pPr>
         <w:pStyle w:val="Ttulo3"/>
@@ -404,8 +412,8 @@
           <w:lang w:val="en-US"/>
         </w:rPr>
       </w:pPr>
-      <w:bookmarkStart w:id="0" w:name="_ccmemzazcfoj" w:colFirst="0" w:colLast="0"/>
-      <w:bookmarkEnd w:id="0"/>
+      <w:bookmarkStart w:id="1" w:name="_ccmemzazcfoj" w:colFirst="0" w:colLast="0"/>
+      <w:bookmarkEnd w:id="1"/>
       <w:r>
         <w:rPr>
           <w:lang w:val="en-US"/>
@@ -530,8 +538,8 @@
           <w:lang w:val="en-US"/>
         </w:rPr>
       </w:pPr>
-      <w:bookmarkStart w:id="1" w:name="_fmjj4f2oibb8" w:colFirst="0" w:colLast="0"/>
-      <w:bookmarkEnd w:id="1"/>
+      <w:bookmarkStart w:id="2" w:name="_fmjj4f2oibb8" w:colFirst="0" w:colLast="0"/>
+      <w:bookmarkEnd w:id="2"/>
       <w:r>
         <w:rPr>
           <w:lang w:val="en-US"/>
@@ -673,8 +681,8 @@
           <w:lang w:val="en-US"/>
         </w:rPr>
       </w:pPr>
-      <w:bookmarkStart w:id="2" w:name="_eafht3v2k3zc" w:colFirst="0" w:colLast="0"/>
-      <w:bookmarkEnd w:id="2"/>
+      <w:bookmarkStart w:id="3" w:name="_eafht3v2k3zc" w:colFirst="0" w:colLast="0"/>
+      <w:bookmarkEnd w:id="3"/>
       <w:r>
         <w:rPr>
           <w:lang w:val="en-US"/>
@@ -915,7 +923,14 @@
         <w:rPr>
           <w:lang w:val="en-US"/>
         </w:rPr>
-        <w:t xml:space="preserve"> and </w:t>
+        <w:t xml:space="preserve"> </w:t>
+      </w:r>
+      <w:r>
+        <w:rPr>
+          <w:lang w:val="en-US"/>
+        </w:rPr>
+        <w:lastRenderedPageBreak/>
+        <w:t xml:space="preserve">and </w:t>
       </w:r>
       <w:r>
         <w:rPr>
@@ -990,8 +1005,8 @@
           <w:lang w:val="en-US"/>
         </w:rPr>
       </w:pPr>
-      <w:bookmarkStart w:id="3" w:name="_5vpb2pz89sf2" w:colFirst="0" w:colLast="0"/>
-      <w:bookmarkEnd w:id="3"/>
+      <w:bookmarkStart w:id="4" w:name="_5vpb2pz89sf2" w:colFirst="0" w:colLast="0"/>
+      <w:bookmarkEnd w:id="4"/>
       <w:r>
         <w:rPr>
           <w:lang w:val="en-US"/>
@@ -1154,8 +1169,8 @@
           <w:lang w:val="en-US"/>
         </w:rPr>
       </w:pPr>
-      <w:bookmarkStart w:id="4" w:name="_wgx7s4bplyk3" w:colFirst="0" w:colLast="0"/>
-      <w:bookmarkEnd w:id="4"/>
+      <w:bookmarkStart w:id="5" w:name="_wgx7s4bplyk3" w:colFirst="0" w:colLast="0"/>
+      <w:bookmarkEnd w:id="5"/>
       <w:proofErr w:type="spellStart"/>
       <w:r>
         <w:rPr>
@@ -1278,8 +1293,8 @@
           <w:lang w:val="en-US"/>
         </w:rPr>
       </w:pPr>
-      <w:bookmarkStart w:id="5" w:name="_3iqxbd4167ay" w:colFirst="0" w:colLast="0"/>
-      <w:bookmarkEnd w:id="5"/>
+      <w:bookmarkStart w:id="6" w:name="_3iqxbd4167ay" w:colFirst="0" w:colLast="0"/>
+      <w:bookmarkEnd w:id="6"/>
       <w:r>
         <w:rPr>
           <w:lang w:val="en-US"/>
@@ -1311,7 +1326,14 @@
         <w:rPr>
           <w:lang w:val="en-US"/>
         </w:rPr>
-        <w:t xml:space="preserve">), which indicates that floral plantings do not compete with or facilitate bee spillover to crops (neutral effect). However, the abundance of wild bees was higher in crops than in floral plantings (exporter effect), which indicates that floral plantings facilitate bee spillover to crops. Thus, in field mustard crops, the effect of floral plantings seems to depend on bee group. </w:t>
+        <w:t xml:space="preserve">), which indicates that floral plantings do not compete with or facilitate bee spillover to crops (neutral effect). However, the abundance of wild bees was higher in crops than in floral plantings (exporter effect), which indicates that floral plantings </w:t>
+      </w:r>
+      <w:r>
+        <w:rPr>
+          <w:lang w:val="en-US"/>
+        </w:rPr>
+        <w:lastRenderedPageBreak/>
+        <w:t xml:space="preserve">facilitate bee spillover to crops. Thus, in field mustard crops, the effect of floral plantings seems to depend on bee group. </w:t>
       </w:r>
     </w:p>
     <w:p>
@@ -1322,8 +1344,8 @@
           <w:lang w:val="en-US"/>
         </w:rPr>
       </w:pPr>
-      <w:bookmarkStart w:id="6" w:name="_hf9ftokkx4y4" w:colFirst="0" w:colLast="0"/>
-      <w:bookmarkEnd w:id="6"/>
+      <w:bookmarkStart w:id="7" w:name="_hf9ftokkx4y4" w:colFirst="0" w:colLast="0"/>
+      <w:bookmarkEnd w:id="7"/>
       <w:r>
         <w:rPr>
           <w:lang w:val="en-US"/>
@@ -1426,8 +1448,8 @@
           <w:lang w:val="en-US"/>
         </w:rPr>
       </w:pPr>
-      <w:bookmarkStart w:id="7" w:name="_b1hyp5p9hjq4" w:colFirst="0" w:colLast="0"/>
-      <w:bookmarkEnd w:id="7"/>
+      <w:bookmarkStart w:id="8" w:name="_b1hyp5p9hjq4" w:colFirst="0" w:colLast="0"/>
+      <w:bookmarkEnd w:id="8"/>
       <w:r>
         <w:rPr>
           <w:lang w:val="en-US"/>
@@ -1648,7 +1670,14 @@
         <w:rPr>
           <w:lang w:val="en-US"/>
         </w:rPr>
-        <w:t xml:space="preserve">, the type of floral planting used were flower strips. Thus, for melon crops, the effect of floral plantings seems to depend on bee group, </w:t>
+        <w:t xml:space="preserve">, the type of floral planting used were flower strips. Thus, for melon crops, the effect of floral </w:t>
+      </w:r>
+      <w:r>
+        <w:rPr>
+          <w:lang w:val="en-US"/>
+        </w:rPr>
+        <w:lastRenderedPageBreak/>
+        <w:t xml:space="preserve">plantings seems to depend on bee group, </w:t>
       </w:r>
       <w:r>
         <w:rPr>
@@ -1671,8 +1700,8 @@
           <w:lang w:val="en-US"/>
         </w:rPr>
       </w:pPr>
-      <w:bookmarkStart w:id="8" w:name="_5jay20iv1ii3" w:colFirst="0" w:colLast="0"/>
-      <w:bookmarkEnd w:id="8"/>
+      <w:bookmarkStart w:id="9" w:name="_5jay20iv1ii3" w:colFirst="0" w:colLast="0"/>
+      <w:bookmarkEnd w:id="9"/>
       <w:r>
         <w:rPr>
           <w:lang w:val="en-US"/>
@@ -1747,8 +1776,8 @@
           <w:lang w:val="en-US"/>
         </w:rPr>
       </w:pPr>
-      <w:bookmarkStart w:id="9" w:name="_nggy8w9hr0o7" w:colFirst="0" w:colLast="0"/>
-      <w:bookmarkEnd w:id="9"/>
+      <w:bookmarkStart w:id="10" w:name="_nggy8w9hr0o7" w:colFirst="0" w:colLast="0"/>
+      <w:bookmarkEnd w:id="10"/>
       <w:r>
         <w:rPr>
           <w:lang w:val="en-US"/>
@@ -1840,8 +1869,8 @@
           <w:lang w:val="en-US"/>
         </w:rPr>
       </w:pPr>
-      <w:bookmarkStart w:id="10" w:name="_htpetbfw8ji4" w:colFirst="0" w:colLast="0"/>
-      <w:bookmarkEnd w:id="10"/>
+      <w:bookmarkStart w:id="11" w:name="_htpetbfw8ji4" w:colFirst="0" w:colLast="0"/>
+      <w:bookmarkEnd w:id="11"/>
       <w:r>
         <w:rPr>
           <w:lang w:val="en-US"/>
@@ -1943,12 +1972,13 @@
           <w:lang w:val="en-US"/>
         </w:rPr>
       </w:pPr>
-      <w:bookmarkStart w:id="11" w:name="_rzrodfaojjrc" w:colFirst="0" w:colLast="0"/>
-      <w:bookmarkEnd w:id="11"/>
-      <w:r>
-        <w:rPr>
-          <w:lang w:val="en-US"/>
-        </w:rPr>
+      <w:bookmarkStart w:id="12" w:name="_rzrodfaojjrc" w:colFirst="0" w:colLast="0"/>
+      <w:bookmarkEnd w:id="12"/>
+      <w:r>
+        <w:rPr>
+          <w:lang w:val="en-US"/>
+        </w:rPr>
+        <w:lastRenderedPageBreak/>
         <w:t xml:space="preserve">Strawberry </w:t>
       </w:r>
     </w:p>
@@ -2122,8 +2152,8 @@
           <w:lang w:val="en-US"/>
         </w:rPr>
       </w:pPr>
-      <w:bookmarkStart w:id="12" w:name="_jl4d059kseec" w:colFirst="0" w:colLast="0"/>
-      <w:bookmarkEnd w:id="12"/>
+      <w:bookmarkStart w:id="13" w:name="_jl4d059kseec" w:colFirst="0" w:colLast="0"/>
+      <w:bookmarkEnd w:id="13"/>
       <w:r>
         <w:rPr>
           <w:lang w:val="en-US"/>
@@ -2227,6 +2257,7 @@
         <w:rPr>
           <w:lang w:val="en-US"/>
         </w:rPr>
+        <w:lastRenderedPageBreak/>
         <w:t>In sunflower crops located in Castilla-La Mancha, also in Spain, with the same floral planting</w:t>
       </w:r>
       <w:r>
@@ -2597,8 +2628,8 @@
           <w:lang w:val="en-US"/>
         </w:rPr>
       </w:pPr>
-      <w:bookmarkStart w:id="13" w:name="_mm44p1ndnlii" w:colFirst="0" w:colLast="0"/>
-      <w:bookmarkEnd w:id="13"/>
+      <w:bookmarkStart w:id="14" w:name="_mm44p1ndnlii" w:colFirst="0" w:colLast="0"/>
+      <w:bookmarkEnd w:id="14"/>
       <w:r>
         <w:rPr>
           <w:lang w:val="en-US"/>
@@ -2647,8 +2678,8 @@
           <w:lang w:val="en-US"/>
         </w:rPr>
       </w:pPr>
-      <w:bookmarkStart w:id="14" w:name="_oh9a9zezo2uk" w:colFirst="0" w:colLast="0"/>
-      <w:bookmarkEnd w:id="14"/>
+      <w:bookmarkStart w:id="15" w:name="_oh9a9zezo2uk" w:colFirst="0" w:colLast="0"/>
+      <w:bookmarkEnd w:id="15"/>
       <w:r>
         <w:rPr>
           <w:lang w:val="en-US"/>
@@ -2755,6 +2786,7 @@
         <w:rPr>
           <w:lang w:val="en-US"/>
         </w:rPr>
+        <w:lastRenderedPageBreak/>
         <w:t xml:space="preserve">Bibliometric </w:t>
       </w:r>
       <w:r>
